--- a/pr-preview/pr-211/chapters/conciseness.docx
+++ b/pr-preview/pr-211/chapters/conciseness.docx
@@ -15,7 +15,7 @@
         <w:pStyle w:val="Date"/>
       </w:pPr>
       <w:r>
-        <w:t xml:space="preserve">Last modified: 2026-10-15 19:42:37 (PDT)</w:t>
+        <w:t xml:space="preserve">Last modified: 2026-10-15 22:06:06 (PDT)</w:t>
       </w:r>
     </w:p>
     <w:tbl>
@@ -190,7 +190,7 @@
         <w:t xml:space="preserve">do so.</w:t>
       </w:r>
     </w:p>
-    <w:bookmarkStart w:id="12" w:name="common-ways-to-improve-conciseness"/>
+    <w:bookmarkStart w:id="13" w:name="common-ways-to-improve-conciseness"/>
     <w:p>
       <w:pPr>
         <w:pStyle w:val="Heading2"/>
@@ -502,9 +502,38 @@
       <w:r>
         <w:t xml:space="preserve">but about removing words that do not contribute to meaning or clarity.</w:t>
       </w:r>
-    </w:p>
-    <w:bookmarkEnd w:id="12"/>
-    <w:bookmarkStart w:id="14" w:name="write-in-the-active-voice"/>
+      <w:r>
+        <w:t xml:space="preserve"> </w:t>
+      </w:r>
+      <w:r>
+        <w:t xml:space="preserve">Keep a clause or a technical term when removing it would lose meaning or precision,</w:t>
+      </w:r>
+      <w:r>
+        <w:t xml:space="preserve"> </w:t>
+      </w:r>
+      <w:r>
+        <w:t xml:space="preserve">and never replace an honest</w:t>
+      </w:r>
+      <w:r>
+        <w:t xml:space="preserve"> </w:t>
+      </w:r>
+      <w:hyperlink r:id="rId12">
+        <w:r>
+          <w:rPr>
+            <w:rStyle w:val="Hyperlink"/>
+          </w:rPr>
+          <w:t xml:space="preserve">hedge</w:t>
+        </w:r>
+      </w:hyperlink>
+      <w:r>
+        <w:t xml:space="preserve"> </w:t>
+      </w:r>
+      <w:r>
+        <w:t xml:space="preserve">with false confidence.</w:t>
+      </w:r>
+    </w:p>
+    <w:bookmarkEnd w:id="13"/>
+    <w:bookmarkStart w:id="15" w:name="write-in-the-active-voice"/>
     <w:p>
       <w:pPr>
         <w:pStyle w:val="Heading2"/>
@@ -523,7 +552,7 @@
       <w:r>
         <w:t xml:space="preserve"> </w:t>
       </w:r>
-      <w:hyperlink r:id="rId13">
+      <w:hyperlink r:id="rId14">
         <w:r>
           <w:rPr>
             <w:rStyle w:val="Hyperlink"/>
@@ -745,8 +774,8 @@
         <w:t xml:space="preserve">When none of these applies, rewrite the sentence with an active verb.</w:t>
       </w:r>
     </w:p>
-    <w:bookmarkEnd w:id="14"/>
-    <w:bookmarkStart w:id="15" w:name="lead-with-the-subject"/>
+    <w:bookmarkEnd w:id="15"/>
+    <w:bookmarkStart w:id="16" w:name="lead-with-the-subject"/>
     <w:p>
       <w:pPr>
         <w:pStyle w:val="Heading2"/>
@@ -877,8 +906,8 @@
         <w:t xml:space="preserve">.</w:t>
       </w:r>
     </w:p>
-    <w:bookmarkEnd w:id="15"/>
-    <w:bookmarkStart w:id="17" w:name="limit-complex-sentence-structures"/>
+    <w:bookmarkEnd w:id="16"/>
+    <w:bookmarkStart w:id="18" w:name="limit-complex-sentence-structures"/>
     <w:p>
       <w:pPr>
         <w:pStyle w:val="Heading2"/>
@@ -987,7 +1016,7 @@
         <w:t xml:space="preserve">each carrying one main idea.</w:t>
       </w:r>
     </w:p>
-    <w:bookmarkStart w:id="16" w:name="exm-nested-clauses"/>
+    <w:bookmarkStart w:id="17" w:name="exm-nested-clauses"/>
     <w:p>
       <w:pPr>
         <w:pStyle w:val="BodyText"/>
@@ -1048,9 +1077,9 @@
         <w:t xml:space="preserve">so the reader can absorb each idea before moving on.</w:t>
       </w:r>
     </w:p>
-    <w:bookmarkEnd w:id="16"/>
     <w:bookmarkEnd w:id="17"/>
-    <w:bookmarkStart w:id="19" w:name="X831e99641ea6e3d916f49fb78be48dc576ff061"/>
+    <w:bookmarkEnd w:id="18"/>
+    <w:bookmarkStart w:id="20" w:name="X831e99641ea6e3d916f49fb78be48dc576ff061"/>
     <w:p>
       <w:pPr>
         <w:pStyle w:val="Heading2"/>
@@ -1097,7 +1126,7 @@
         <w:t xml:space="preserve">and can plant the confusion it was meant to prevent.</w:t>
       </w:r>
     </w:p>
-    <w:bookmarkStart w:id="18" w:name="exm-gratuitous-disclaimer"/>
+    <w:bookmarkStart w:id="19" w:name="exm-gratuitous-disclaimer"/>
     <w:p>
       <w:pPr>
         <w:pStyle w:val="BodyText"/>
@@ -1182,7 +1211,7 @@
         <w:t xml:space="preserve">that the reader would not otherwise have considered.</w:t>
       </w:r>
     </w:p>
-    <w:bookmarkEnd w:id="18"/>
+    <w:bookmarkEnd w:id="19"/>
     <w:p>
       <w:pPr>
         <w:pStyle w:val="BodyText"/>
@@ -1253,8 +1282,8 @@
         <w:t xml:space="preserve">a report for clinicians might.</w:t>
       </w:r>
     </w:p>
-    <w:bookmarkEnd w:id="19"/>
-    <w:bookmarkStart w:id="21" w:name="avoid-double-negatives"/>
+    <w:bookmarkEnd w:id="20"/>
+    <w:bookmarkStart w:id="22" w:name="avoid-double-negatives"/>
     <w:p>
       <w:pPr>
         <w:pStyle w:val="Heading2"/>
@@ -1371,7 +1400,7 @@
         <w:t xml:space="preserve">and it is the standard wording for a test result.</w:t>
       </w:r>
     </w:p>
-    <w:bookmarkStart w:id="20" w:name="exm-double-negative"/>
+    <w:bookmarkStart w:id="21" w:name="exm-double-negative"/>
     <w:p>
       <w:pPr>
         <w:pStyle w:val="BodyText"/>
@@ -1461,9 +1490,9 @@
         <w:t xml:space="preserve">Choose the one you mean.</w:t>
       </w:r>
     </w:p>
-    <w:bookmarkEnd w:id="20"/>
     <w:bookmarkEnd w:id="21"/>
-    <w:bookmarkStart w:id="24" w:name="Xa757197b9b942a803dc05820332a104a8aaeee4"/>
+    <w:bookmarkEnd w:id="22"/>
+    <w:bookmarkStart w:id="25" w:name="Xa757197b9b942a803dc05820332a104a8aaeee4"/>
     <w:p>
       <w:pPr>
         <w:pStyle w:val="Heading2"/>
@@ -1544,7 +1573,7 @@
       <w:r>
         <w:t xml:space="preserve"> </w:t>
       </w:r>
-      <w:hyperlink r:id="rId22">
+      <w:hyperlink r:id="rId23">
         <w:r>
           <w:rPr>
             <w:rStyle w:val="Hyperlink"/>
@@ -1568,7 +1597,7 @@
         <w:t xml:space="preserve">.</w:t>
       </w:r>
     </w:p>
-    <w:bookmarkStart w:id="23" w:name="exm-self-referential"/>
+    <w:bookmarkStart w:id="24" w:name="exm-self-referential"/>
     <w:p>
       <w:pPr>
         <w:pStyle w:val="BodyText"/>
@@ -1667,9 +1696,9 @@
         <w:t xml:space="preserve">instead of saying that it changes something.</w:t>
       </w:r>
     </w:p>
-    <w:bookmarkEnd w:id="23"/>
     <w:bookmarkEnd w:id="24"/>
-    <w:bookmarkStart w:id="31" w:name="put-lists-in-bullet-points"/>
+    <w:bookmarkEnd w:id="25"/>
+    <w:bookmarkStart w:id="32" w:name="put-lists-in-bullet-points"/>
     <w:p>
       <w:pPr>
         <w:pStyle w:val="Heading2"/>
@@ -1863,7 +1892,7 @@
         <w:t xml:space="preserve">.</w:t>
       </w:r>
     </w:p>
-    <w:bookmarkStart w:id="25" w:name="exm-bullet-lists"/>
+    <w:bookmarkStart w:id="26" w:name="exm-bullet-lists"/>
     <w:p>
       <w:pPr>
         <w:pStyle w:val="FirstParagraph"/>
@@ -1948,8 +1977,8 @@
         <w:t xml:space="preserve">so the reader sees at a glance that there are three.</w:t>
       </w:r>
     </w:p>
-    <w:bookmarkEnd w:id="25"/>
-    <w:bookmarkStart w:id="29" w:name="exm-resource-lists"/>
+    <w:bookmarkEnd w:id="26"/>
+    <w:bookmarkStart w:id="30" w:name="exm-resource-lists"/>
     <w:p>
       <w:pPr>
         <w:pStyle w:val="BodyText"/>
@@ -1978,7 +2007,7 @@
       <w:r>
         <w:t xml:space="preserve"> </w:t>
       </w:r>
-      <w:hyperlink r:id="rId26">
+      <w:hyperlink r:id="rId27">
         <w:r>
           <w:rPr>
             <w:rStyle w:val="Hyperlink"/>
@@ -1992,7 +2021,7 @@
       <w:r>
         <w:t xml:space="preserve"> </w:t>
       </w:r>
-      <w:hyperlink r:id="rId27">
+      <w:hyperlink r:id="rId28">
         <w:r>
           <w:rPr>
             <w:rStyle w:val="Hyperlink"/>
@@ -2026,7 +2055,7 @@
       <w:r>
         <w:t xml:space="preserve"> </w:t>
       </w:r>
-      <w:hyperlink r:id="rId26">
+      <w:hyperlink r:id="rId27">
         <w:r>
           <w:rPr>
             <w:rStyle w:val="Hyperlink"/>
@@ -2052,7 +2081,7 @@
       <w:r>
         <w:t xml:space="preserve"> </w:t>
       </w:r>
-      <w:hyperlink r:id="rId27">
+      <w:hyperlink r:id="rId28">
         <w:r>
           <w:rPr>
             <w:rStyle w:val="Hyperlink"/>
@@ -2074,7 +2103,7 @@
       <w:r>
         <w:t xml:space="preserve"> </w:t>
       </w:r>
-      <w:hyperlink r:id="rId28">
+      <w:hyperlink r:id="rId29">
         <w:r>
           <w:rPr>
             <w:rStyle w:val="Hyperlink"/>
@@ -2098,8 +2127,8 @@
         <w:t xml:space="preserve">so the reader can pick one without parsing the paragraph.</w:t>
       </w:r>
     </w:p>
-    <w:bookmarkEnd w:id="29"/>
-    <w:bookmarkStart w:id="30" w:name="exm-numbered-lists"/>
+    <w:bookmarkEnd w:id="30"/>
+    <w:bookmarkStart w:id="31" w:name="exm-numbered-lists"/>
     <w:p>
       <w:pPr>
         <w:pStyle w:val="BodyText"/>
@@ -2206,9 +2235,9 @@
         <w:t xml:space="preserve">and the loop condition moves into the introducing sentence.</w:t>
       </w:r>
     </w:p>
-    <w:bookmarkEnd w:id="30"/>
     <w:bookmarkEnd w:id="31"/>
-    <w:bookmarkStart w:id="37" w:name="examples-of-concise-writing"/>
+    <w:bookmarkEnd w:id="32"/>
+    <w:bookmarkStart w:id="38" w:name="examples-of-concise-writing"/>
     <w:p>
       <w:pPr>
         <w:pStyle w:val="Heading2"/>
@@ -2305,8 +2334,8 @@
         <w:t xml:space="preserve">.</w:t>
       </w:r>
     </w:p>
-    <w:bookmarkStart w:id="36" w:name="refs"/>
-    <w:bookmarkStart w:id="33" w:name="ref-hemingway_style"/>
+    <w:bookmarkStart w:id="37" w:name="refs"/>
+    <w:bookmarkStart w:id="34" w:name="ref-hemingway_style"/>
     <w:p>
       <w:pPr>
         <w:pStyle w:val="Bibliography"/>
@@ -2365,7 +2394,7 @@
       <w:r>
         <w:t xml:space="preserve"> </w:t>
       </w:r>
-      <w:hyperlink r:id="rId32">
+      <w:hyperlink r:id="rId33">
         <w:r>
           <w:rPr>
             <w:rStyle w:val="Hyperlink"/>
@@ -2377,8 +2406,8 @@
         <w:t xml:space="preserve">.</w:t>
       </w:r>
     </w:p>
-    <w:bookmarkEnd w:id="33"/>
-    <w:bookmarkStart w:id="35" w:name="ref-caesar_gallic"/>
+    <w:bookmarkEnd w:id="34"/>
+    <w:bookmarkStart w:id="36" w:name="ref-caesar_gallic"/>
     <w:p>
       <w:pPr>
         <w:pStyle w:val="Bibliography"/>
@@ -2437,7 +2466,7 @@
       <w:r>
         <w:t xml:space="preserve"> </w:t>
       </w:r>
-      <w:hyperlink r:id="rId34">
+      <w:hyperlink r:id="rId35">
         <w:r>
           <w:rPr>
             <w:rStyle w:val="Hyperlink"/>
@@ -2449,9 +2478,9 @@
         <w:t xml:space="preserve">.</w:t>
       </w:r>
     </w:p>
-    <w:bookmarkEnd w:id="35"/>
     <w:bookmarkEnd w:id="36"/>
     <w:bookmarkEnd w:id="37"/>
+    <w:bookmarkEnd w:id="38"/>
     <w:sectPr>
       <w:footnotePr>
         <w:numRestart w:val="eachSect"/>

--- a/pr-preview/pr-211/chapters/conciseness.docx
+++ b/pr-preview/pr-211/chapters/conciseness.docx
@@ -15,7 +15,7 @@
         <w:pStyle w:val="Date"/>
       </w:pPr>
       <w:r>
-        <w:t xml:space="preserve">Last modified: 2026-10-15 22:06:06 (PDT)</w:t>
+        <w:t xml:space="preserve">Last modified: 2026-10-15 23:19:03 (PDT)</w:t>
       </w:r>
     </w:p>
     <w:tbl>
